--- a/docs/word/data/data-model-M2.docx
+++ b/docs/word/data/data-model-M2.docx
@@ -11495,7 +11495,7 @@
               <w:rPr>
                 <w:sz w:val="17"/>
               </w:rPr>
-              <w:t xml:space="preserve">Safe deadline = first shooting day − buffer − 20 − 20 days; latest deadline = first shooting day − buffer − 20 days.</w:t>
+              <w:t xml:space="preserve">Safe deadline = first shooting day − buffer − 20 − 20 working days; latest deadline = first shooting day − buffer − 20 working days. Working days exclude Saturdays, Sundays and dates of type PUBLIC_HOLIDAY (Clarifications Q1).</w:t>
             </w:r>
           </w:p>
         </w:tc>
